--- a/Files/05 - Devarim/06 - Ki Seitzei/5784/Ki Seitzei 5784 (2)/Ki Seitzei 5784 (2).docx
+++ b/Files/05 - Devarim/06 - Ki Seitzei/5784/Ki Seitzei 5784 (2)/Ki Seitzei 5784 (2).docx
@@ -138,7 +138,7 @@
         <w:rPr>
           <w:rFonts w:ascii="Times New Roman" w:hAnsi="Times New Roman" w:cs="Times New Roman"/>
         </w:rPr>
-        <w:t>wonderful</w:t>
+        <w:t xml:space="preserve">wonderful </w:t>
       </w:r>
       <w:r>
         <w:rPr>
@@ -2046,7 +2046,7 @@
         <w:rPr>
           <w:rFonts w:ascii="Times New Roman" w:hAnsi="Times New Roman" w:cs="Times New Roman"/>
         </w:rPr>
-        <w:t xml:space="preserve"> the</w:t>
+        <w:t xml:space="preserve"> the </w:t>
       </w:r>
       <w:r>
         <w:rPr>
@@ -2147,7 +2147,7 @@
         <w:rPr>
           <w:rFonts w:ascii="Times New Roman" w:hAnsi="Times New Roman" w:cs="Times New Roman"/>
         </w:rPr>
-        <w:t>, and before he passed away, he told the</w:t>
+        <w:t xml:space="preserve">, and before he passed away, he told the </w:t>
       </w:r>
       <w:r>
         <w:rPr>
@@ -2704,7 +2704,7 @@
         <w:rPr>
           <w:rFonts w:ascii="Times New Roman" w:hAnsi="Times New Roman" w:cs="Times New Roman"/>
         </w:rPr>
-        <w:t>countries, I heard from a</w:t>
+        <w:t xml:space="preserve">countries, I heard from a </w:t>
       </w:r>
       <w:r>
         <w:rPr>

--- a/Files/05 - Devarim/06 - Ki Seitzei/5784/Ki Seitzei 5784 (2)/Ki Seitzei 5784 (2).docx
+++ b/Files/05 - Devarim/06 - Ki Seitzei/5784/Ki Seitzei 5784 (2)/Ki Seitzei 5784 (2).docx
@@ -1339,7 +1339,7 @@
           <w:rFonts w:ascii="Times New Roman" w:hAnsi="Times New Roman" w:cs="Times New Roman"/>
           <w:rtl/>
         </w:rPr>
-        <w:t>"</w:t>
+        <w:t>״</w:t>
       </w:r>
       <w:r>
         <w:rPr>
@@ -2955,7 +2955,7 @@
           <w:rFonts w:ascii="Times New Roman" w:hAnsi="Times New Roman" w:cs="Times New Roman"/>
           <w:rtl/>
         </w:rPr>
-        <w:t>"</w:t>
+        <w:t>״</w:t>
       </w:r>
       <w:r>
         <w:rPr>
@@ -2995,7 +2995,7 @@
           <w:rFonts w:ascii="Times New Roman" w:hAnsi="Times New Roman" w:cs="Times New Roman"/>
           <w:rtl/>
         </w:rPr>
-        <w:t>"</w:t>
+        <w:t>״</w:t>
       </w:r>
       <w:r>
         <w:rPr>
@@ -3052,7 +3052,7 @@
           <w:rFonts w:ascii="Times New Roman" w:hAnsi="Times New Roman" w:cs="Times New Roman"/>
           <w:rtl/>
         </w:rPr>
-        <w:t>"</w:t>
+        <w:t>״</w:t>
       </w:r>
       <w:r>
         <w:rPr>
@@ -3092,7 +3092,7 @@
           <w:rFonts w:ascii="Times New Roman" w:hAnsi="Times New Roman" w:cs="Times New Roman"/>
           <w:rtl/>
         </w:rPr>
-        <w:t>"</w:t>
+        <w:t>״</w:t>
       </w:r>
       <w:r>
         <w:rPr>
@@ -3158,7 +3158,7 @@
           <w:rFonts w:ascii="Times New Roman" w:hAnsi="Times New Roman" w:cs="Times New Roman"/>
           <w:rtl/>
         </w:rPr>
-        <w:t>"</w:t>
+        <w:t>״</w:t>
       </w:r>
       <w:r>
         <w:rPr>
@@ -3197,7 +3197,7 @@
           <w:rFonts w:ascii="Times New Roman" w:hAnsi="Times New Roman" w:cs="Times New Roman"/>
           <w:rtl/>
         </w:rPr>
-        <w:t>"</w:t>
+        <w:t>״</w:t>
       </w:r>
       <w:r>
         <w:rPr>
@@ -3274,7 +3274,7 @@
           <w:rFonts w:ascii="Times New Roman" w:hAnsi="Times New Roman" w:cs="Times New Roman"/>
           <w:rtl/>
         </w:rPr>
-        <w:t>"</w:t>
+        <w:t>״</w:t>
       </w:r>
       <w:r>
         <w:rPr>
@@ -3367,7 +3367,7 @@
           <w:rFonts w:ascii="Times New Roman" w:hAnsi="Times New Roman" w:cs="Times New Roman"/>
           <w:rtl/>
         </w:rPr>
-        <w:t>"</w:t>
+        <w:t>״</w:t>
       </w:r>
       <w:r>
         <w:rPr>
@@ -3480,7 +3480,7 @@
           <w:rFonts w:ascii="Times New Roman" w:hAnsi="Times New Roman" w:cs="Times New Roman"/>
           <w:rtl/>
         </w:rPr>
-        <w:t>"</w:t>
+        <w:t>״</w:t>
       </w:r>
       <w:r>
         <w:rPr>
@@ -3641,7 +3641,7 @@
           <w:rFonts w:ascii="Times New Roman" w:hAnsi="Times New Roman" w:cs="Times New Roman"/>
           <w:rtl/>
         </w:rPr>
-        <w:t>"</w:t>
+        <w:t>״</w:t>
       </w:r>
       <w:r>
         <w:rPr>
